--- a/Content/Lab-documents/Deploying EasyTravel on AWS EC2 with Docker.docx
+++ b/Content/Lab-documents/Deploying EasyTravel on AWS EC2 with Docker.docx
@@ -95,7 +95,7 @@
     <w:p>
       <w:r>
         <w:pict>
-          <v:rect id="_x0000_i1103" style="width:0;height:1.5pt" o:hralign="center" o:hrstd="t" o:hr="t" fillcolor="#a0a0a0" stroked="f"/>
+          <v:rect id="_x0000_i1025" style="width:0;height:1.5pt" o:hralign="center" o:hrstd="t" o:hr="t" fillcolor="#a0a0a0" stroked="f"/>
         </w:pict>
       </w:r>
     </w:p>
@@ -150,7 +150,7 @@
     <w:p>
       <w:r>
         <w:pict>
-          <v:rect id="_x0000_i1104" style="width:0;height:1.5pt" o:hralign="center" o:hrstd="t" o:hr="t" fillcolor="#a0a0a0" stroked="f"/>
+          <v:rect id="_x0000_i1026" style="width:0;height:1.5pt" o:hralign="center" o:hrstd="t" o:hr="t" fillcolor="#a0a0a0" stroked="f"/>
         </w:pict>
       </w:r>
     </w:p>
@@ -363,7 +363,7 @@
     <w:p>
       <w:r>
         <w:pict>
-          <v:rect id="_x0000_i1105" style="width:0;height:1.5pt" o:hralign="center" o:hrstd="t" o:hr="t" fillcolor="#a0a0a0" stroked="f"/>
+          <v:rect id="_x0000_i1027" style="width:0;height:1.5pt" o:hralign="center" o:hrstd="t" o:hr="t" fillcolor="#a0a0a0" stroked="f"/>
         </w:pict>
       </w:r>
     </w:p>
@@ -444,7 +444,7 @@
     <w:p>
       <w:r>
         <w:pict>
-          <v:rect id="_x0000_i1106" style="width:0;height:1.5pt" o:hralign="center" o:hrstd="t" o:hr="t" fillcolor="#a0a0a0" stroked="f"/>
+          <v:rect id="_x0000_i1028" style="width:0;height:1.5pt" o:hralign="center" o:hrstd="t" o:hr="t" fillcolor="#a0a0a0" stroked="f"/>
         </w:pict>
       </w:r>
     </w:p>
@@ -554,7 +554,7 @@
     <w:p>
       <w:r>
         <w:pict>
-          <v:rect id="_x0000_i1107" style="width:0;height:1.5pt" o:hralign="center" o:hrstd="t" o:hr="t" fillcolor="#a0a0a0" stroked="f"/>
+          <v:rect id="_x0000_i1029" style="width:0;height:1.5pt" o:hralign="center" o:hrstd="t" o:hr="t" fillcolor="#a0a0a0" stroked="f"/>
         </w:pict>
       </w:r>
     </w:p>
@@ -660,7 +660,7 @@
     <w:p>
       <w:r>
         <w:pict>
-          <v:rect id="_x0000_i1108" style="width:0;height:1.5pt" o:hralign="center" o:hrstd="t" o:hr="t" fillcolor="#a0a0a0" stroked="f"/>
+          <v:rect id="_x0000_i1030" style="width:0;height:1.5pt" o:hralign="center" o:hrstd="t" o:hr="t" fillcolor="#a0a0a0" stroked="f"/>
         </w:pict>
       </w:r>
     </w:p>
@@ -822,7 +822,7 @@
     <w:p>
       <w:r>
         <w:pict>
-          <v:rect id="_x0000_i1109" style="width:0;height:1.5pt" o:hralign="center" o:hrstd="t" o:hr="t" fillcolor="#a0a0a0" stroked="f"/>
+          <v:rect id="_x0000_i1031" style="width:0;height:1.5pt" o:hralign="center" o:hrstd="t" o:hr="t" fillcolor="#a0a0a0" stroked="f"/>
         </w:pict>
       </w:r>
     </w:p>
@@ -915,7 +915,7 @@
       </w:r>
       <w:r>
         <w:pict>
-          <v:rect id="_x0000_i1110" style="width:0;height:1.5pt" o:hralign="center" o:hrstd="t" o:hr="t" fillcolor="#a0a0a0" stroked="f"/>
+          <v:rect id="_x0000_i1032" style="width:0;height:1.5pt" o:hralign="center" o:hrstd="t" o:hr="t" fillcolor="#a0a0a0" stroked="f"/>
         </w:pict>
       </w:r>
     </w:p>
@@ -1065,7 +1065,7 @@
     <w:p>
       <w:r>
         <w:pict>
-          <v:rect id="_x0000_i1111" style="width:0;height:1.5pt" o:hralign="center" o:hrstd="t" o:hr="t" fillcolor="#a0a0a0" stroked="f"/>
+          <v:rect id="_x0000_i1033" style="width:0;height:1.5pt" o:hralign="center" o:hrstd="t" o:hr="t" fillcolor="#a0a0a0" stroked="f"/>
         </w:pict>
       </w:r>
     </w:p>
@@ -1153,28 +1153,70 @@
       </w:r>
     </w:p>
     <w:p>
-      <w:r>
-        <w:rPr>
-          <w:b/>
-          <w:bCs/>
-        </w:rPr>
-        <w:t>Screenshot Placeholder:</w:t>
-      </w:r>
-      <w:r>
-        <w:t xml:space="preserve"> </w:t>
-      </w:r>
-      <w:r>
+      <w:pPr>
         <w:rPr>
           <w:i/>
           <w:iCs/>
         </w:rPr>
-        <w:t>Dynatrace UI showing EC2 and containers</w:t>
+      </w:pPr>
+      <w:r>
+        <w:rPr>
+          <w:b/>
+          <w:bCs/>
+        </w:rPr>
+        <w:t>Screenshot Placeholder:</w:t>
+      </w:r>
+      <w:r>
+        <w:t xml:space="preserve"> </w:t>
+      </w:r>
+    </w:p>
+    <w:p>
+      <w:r>
+        <w:rPr>
+          <w:noProof/>
+        </w:rPr>
+        <w:lastRenderedPageBreak/>
+        <w:drawing>
+          <wp:inline distT="0" distB="0" distL="0" distR="0" wp14:anchorId="51FB43CA" wp14:editId="0FD46D7B">
+            <wp:extent cx="5943600" cy="2568575"/>
+            <wp:effectExtent l="0" t="0" r="0" b="3175"/>
+            <wp:docPr id="990117699" name="Picture 1"/>
+            <wp:cNvGraphicFramePr>
+              <a:graphicFrameLocks xmlns:a="http://schemas.openxmlformats.org/drawingml/2006/main" noChangeAspect="1"/>
+            </wp:cNvGraphicFramePr>
+            <a:graphic xmlns:a="http://schemas.openxmlformats.org/drawingml/2006/main">
+              <a:graphicData uri="http://schemas.openxmlformats.org/drawingml/2006/picture">
+                <pic:pic xmlns:pic="http://schemas.openxmlformats.org/drawingml/2006/picture">
+                  <pic:nvPicPr>
+                    <pic:cNvPr id="990117699" name=""/>
+                    <pic:cNvPicPr/>
+                  </pic:nvPicPr>
+                  <pic:blipFill>
+                    <a:blip r:embed="rId13"/>
+                    <a:stretch>
+                      <a:fillRect/>
+                    </a:stretch>
+                  </pic:blipFill>
+                  <pic:spPr>
+                    <a:xfrm>
+                      <a:off x="0" y="0"/>
+                      <a:ext cx="5943600" cy="2568575"/>
+                    </a:xfrm>
+                    <a:prstGeom prst="rect">
+                      <a:avLst/>
+                    </a:prstGeom>
+                  </pic:spPr>
+                </pic:pic>
+              </a:graphicData>
+            </a:graphic>
+          </wp:inline>
+        </w:drawing>
       </w:r>
     </w:p>
     <w:p>
       <w:r>
         <w:pict>
-          <v:rect id="_x0000_i1112" style="width:0;height:1.5pt" o:hralign="center" o:hrstd="t" o:hr="t" fillcolor="#a0a0a0" stroked="f"/>
+          <v:rect id="_x0000_i1034" style="width:0;height:1.5pt" o:hralign="center" o:hrstd="t" o:hr="t" fillcolor="#a0a0a0" stroked="f"/>
         </w:pict>
       </w:r>
     </w:p>
@@ -1210,7 +1252,6 @@
           <w:b/>
           <w:bCs/>
         </w:rPr>
-        <w:lastRenderedPageBreak/>
         <w:t>Restart containers:</w:t>
       </w:r>
     </w:p>
@@ -1295,7 +1336,7 @@
     <w:p>
       <w:r>
         <w:pict>
-          <v:rect id="_x0000_i1113" style="width:0;height:1.5pt" o:hralign="center" o:hrstd="t" o:hr="t" fillcolor="#a0a0a0" stroked="f"/>
+          <v:rect id="_x0000_i1035" style="width:0;height:1.5pt" o:hralign="center" o:hrstd="t" o:hr="t" fillcolor="#a0a0a0" stroked="f"/>
         </w:pict>
       </w:r>
     </w:p>
@@ -1327,6 +1368,7 @@
         </w:numPr>
       </w:pPr>
       <w:r>
+        <w:lastRenderedPageBreak/>
         <w:t>Launched a Linux EC2 instance</w:t>
       </w:r>
     </w:p>
@@ -1377,7 +1419,7 @@
     <w:p>
       <w:r>
         <w:pict>
-          <v:rect id="_x0000_i1114" style="width:0;height:1.5pt" o:hralign="center" o:hrstd="t" o:hr="t" fillcolor="#a0a0a0" stroked="f"/>
+          <v:rect id="_x0000_i1036" style="width:0;height:1.5pt" o:hralign="center" o:hrstd="t" o:hr="t" fillcolor="#a0a0a0" stroked="f"/>
         </w:pict>
       </w:r>
     </w:p>
@@ -2991,6 +3033,7 @@
   <w:style w:type="character" w:default="1" w:styleId="DefaultParagraphFont">
     <w:name w:val="Default Paragraph Font"/>
     <w:uiPriority w:val="1"/>
+    <w:semiHidden/>
     <w:unhideWhenUsed/>
   </w:style>
   <w:style w:type="table" w:default="1" w:styleId="TableNormal">
